--- a/01 - Escuela Pass/docs/tdg/word/anexos/01_Documento_de_Requerimientos_Escuela_Pass.docx
+++ b/01 - Escuela Pass/docs/tdg/word/anexos/01_Documento_de_Requerimientos_Escuela_Pass.docx
@@ -1695,6 +1695,24 @@
     <w:p>
       <w:r>
         <w:t xml:space="preserve">deben quedar como recomendación o plan de medición.</w:t>
+      </w:r>
+    </w:p>
+    <w:p>
+      <w:r>
+        <w:br w:type="page"/>
+      </w:r>
+    </w:p>
+    <w:p>
+      <w:pPr>
+        <w:pStyle w:val="Heading1"/>
+      </w:pPr>
+      <w:r>
+        <w:t>Ampliación documental automatizada (inventario repositorio y producción)</w:t>
+      </w:r>
+    </w:p>
+    <w:p>
+      <w:r>
+        <w:t>Para cada RF del documento de requisitos: añadir criterio de aceptación medible (código HTTP, regla de negocio, ruta UI) citando las rutas del inventario ANEXO_08 y módulos ANEXO_03.</w:t>
       </w:r>
     </w:p>
     <ns0:sectPr xmlns:ns0="http://schemas.openxmlformats.org/wordprocessingml/2006/main" xmlns:ns1="http://schemas.openxmlformats.org/officeDocument/2006/relationships">
